--- a/data/templates/项目需求说明书-模板.docx
+++ b/data/templates/项目需求说明书-模板.docx
@@ -3518,16 +3518,16 @@
           <w:lang w:val="en-US" w:eastAsia="zh-CN" w:bidi="ar-SA"/>
         </w:rPr>
       </w:pPr>
-      <w:bookmarkStart w:id="0" w:name="_Toc16084"/>
-      <w:bookmarkStart w:id="1" w:name="_Toc3639"/>
-      <w:bookmarkStart w:id="2" w:name="_Toc529872294"/>
-      <w:bookmarkStart w:id="3" w:name="_Toc13148"/>
-      <w:bookmarkStart w:id="4" w:name="_Toc499565923"/>
-      <w:bookmarkStart w:id="5" w:name="_Toc70"/>
-      <w:bookmarkStart w:id="6" w:name="_Toc7453"/>
-      <w:bookmarkStart w:id="7" w:name="_Toc524356259"/>
+      <w:bookmarkStart w:id="0" w:name="_Toc3639"/>
+      <w:bookmarkStart w:id="1" w:name="_Toc16084"/>
+      <w:bookmarkStart w:id="2" w:name="_Toc13148"/>
+      <w:bookmarkStart w:id="3" w:name="_Toc7453"/>
+      <w:bookmarkStart w:id="4" w:name="_Toc70"/>
+      <w:bookmarkStart w:id="5" w:name="_Toc530153167"/>
+      <w:bookmarkStart w:id="6" w:name="_Toc529872294"/>
+      <w:bookmarkStart w:id="7" w:name="_Toc499565923"/>
       <w:bookmarkStart w:id="8" w:name="_Toc19262"/>
-      <w:bookmarkStart w:id="9" w:name="_Toc530153167"/>
+      <w:bookmarkStart w:id="9" w:name="_Toc524356259"/>
       <w:r>
         <w:rPr>
           <w:rFonts w:hint="default" w:ascii="Times New Roman" w:hAnsi="Times New Roman" w:eastAsia="宋体" w:cs="Times New Roman"/>
@@ -3580,10 +3580,10 @@
       <w:bookmarkStart w:id="10" w:name="_Toc12116"/>
       <w:bookmarkStart w:id="11" w:name="_Toc18720"/>
       <w:bookmarkStart w:id="12" w:name="_Toc2711"/>
-      <w:bookmarkStart w:id="13" w:name="_Toc12644"/>
+      <w:bookmarkStart w:id="13" w:name="_Toc20074"/>
       <w:bookmarkStart w:id="14" w:name="_Toc5237"/>
       <w:bookmarkStart w:id="15" w:name="_Toc7400"/>
-      <w:bookmarkStart w:id="16" w:name="_Toc20074"/>
+      <w:bookmarkStart w:id="16" w:name="_Toc12644"/>
       <w:r>
         <w:rPr>
           <w:rFonts w:hint="default" w:ascii="Times New Roman" w:hAnsi="Times New Roman" w:eastAsia="宋体" w:cs="Times New Roman"/>
@@ -3671,8 +3671,8 @@
           <w:lang w:val="en-US" w:eastAsia="zh-CN" w:bidi="ar-SA"/>
         </w:rPr>
       </w:pPr>
-      <w:bookmarkStart w:id="17" w:name="_Toc3489"/>
-      <w:bookmarkStart w:id="18" w:name="_Toc11935"/>
+      <w:bookmarkStart w:id="17" w:name="_Toc11935"/>
+      <w:bookmarkStart w:id="18" w:name="_Toc3489"/>
       <w:r>
         <w:rPr>
           <w:rFonts w:hint="default" w:ascii="Times New Roman" w:hAnsi="Times New Roman" w:eastAsia="宋体" w:cs="Times New Roman"/>
@@ -3852,9 +3852,9 @@
       <w:bookmarkStart w:id="22" w:name="_Toc20565"/>
       <w:bookmarkStart w:id="23" w:name="_Toc31108"/>
       <w:bookmarkStart w:id="24" w:name="_Toc800"/>
-      <w:bookmarkStart w:id="25" w:name="_Toc499565931"/>
-      <w:bookmarkStart w:id="26" w:name="_Toc21672"/>
-      <w:bookmarkStart w:id="27" w:name="_Toc529872302"/>
+      <w:bookmarkStart w:id="25" w:name="_Toc21672"/>
+      <w:bookmarkStart w:id="26" w:name="_Toc529872302"/>
+      <w:bookmarkStart w:id="27" w:name="_Toc499565931"/>
       <w:bookmarkStart w:id="28" w:name="_Toc30191"/>
       <w:bookmarkStart w:id="29" w:name="_Toc530153175"/>
       <w:r>
@@ -4628,8 +4628,6 @@
         </w:rPr>
         <w:t>功能需求详情</w:t>
       </w:r>
-      <w:bookmarkStart w:id="67" w:name="_GoBack"/>
-      <w:bookmarkEnd w:id="67"/>
       <w:r>
         <w:rPr>
           <w:rFonts w:hint="default" w:ascii="Times New Roman" w:hAnsi="Times New Roman" w:cs="Times New Roman"/>
@@ -4654,10 +4652,10 @@
           <w:highlight w:val="none"/>
         </w:rPr>
       </w:pPr>
-      <w:bookmarkStart w:id="36" w:name="_Toc11982"/>
-      <w:bookmarkStart w:id="37" w:name="_Toc7578"/>
-      <w:bookmarkStart w:id="38" w:name="_Toc2835"/>
-      <w:bookmarkStart w:id="39" w:name="_Toc32496"/>
+      <w:bookmarkStart w:id="36" w:name="_Toc7578"/>
+      <w:bookmarkStart w:id="37" w:name="_Toc2835"/>
+      <w:bookmarkStart w:id="38" w:name="_Toc32496"/>
+      <w:bookmarkStart w:id="39" w:name="_Toc11982"/>
       <w:r>
         <w:rPr>
           <w:rFonts w:hint="default" w:ascii="Times New Roman" w:hAnsi="Times New Roman" w:eastAsia="宋体" w:cs="Times New Roman"/>
@@ -7295,7 +7293,6 @@
             <w:insideH w:val="single" w:color="auto" w:sz="4" w:space="0"/>
             <w:insideV w:val="single" w:color="auto" w:sz="4" w:space="0"/>
           </w:tblBorders>
-          <w:shd w:val="clear" w:color="auto" w:fill="D7D7D7" w:themeFill="background1" w:themeFillShade="D8"/>
           <w:tblCellMar>
             <w:top w:w="0" w:type="dxa"/>
             <w:left w:w="108" w:type="dxa"/>
@@ -7466,8 +7463,8 @@
       </w:pPr>
       <w:bookmarkStart w:id="50" w:name="_Toc23462"/>
       <w:bookmarkStart w:id="51" w:name="_Toc24866"/>
-      <w:bookmarkStart w:id="52" w:name="_Toc24038"/>
-      <w:bookmarkStart w:id="53" w:name="_Toc31579"/>
+      <w:bookmarkStart w:id="52" w:name="_Toc31579"/>
+      <w:bookmarkStart w:id="53" w:name="_Toc24038"/>
       <w:bookmarkStart w:id="54" w:name="_Toc26380"/>
       <w:r>
         <w:rPr>
@@ -9726,6 +9723,31 @@
         </w:rPr>
         <w:t>{{调整因子中的可靠性描述}}</w:t>
       </w:r>
+      <w:r>
+        <w:rPr>
+          <w:rFonts w:hint="eastAsia" w:ascii="宋体" w:hAnsi="宋体" w:eastAsia="宋体" w:cs="宋体"/>
+          <w:b w:val="0"/>
+          <w:bCs/>
+          <w:color w:val="000000"/>
+          <w:kern w:val="44"/>
+          <w:sz w:val="24"/>
+          <w:szCs w:val="40"/>
+          <w:lang w:val="en-US" w:eastAsia="zh-CN" w:bidi="ar-SA"/>
+        </w:rPr>
+        <w:t>通过不同生态场景进行业务受理，如发生故障时会带来经济损失，业务办理会受限，系统的可靠性要求极高。</w:t>
+      </w:r>
+      <w:r>
+        <w:rPr>
+          <w:rFonts w:ascii="宋体" w:hAnsi="宋体" w:eastAsia="宋体" w:cs="宋体"/>
+          <w:kern w:val="0"/>
+          <w:sz w:val="24"/>
+          <w:szCs w:val="24"/>
+          <w:lang w:val="en-US" w:eastAsia="zh-CN" w:bidi="ar"/>
+        </w:rPr>
+        <w:t>确保各类业务数据可抵御网络及系统故障，保障系统稳定运行。制定完整、可靠的数据备份方案，建立严格的备份及检查制度，确保备份工作及时、准确。整个应用软件系统需实现7*24小时不间断运行，应用软件单个模块更新、加载时，若不涉及上下模块接口变更，不得影响其他模块正常运行。</w:t>
+      </w:r>
+      <w:bookmarkStart w:id="67" w:name="_GoBack"/>
+      <w:bookmarkEnd w:id="67"/>
     </w:p>
     <w:p>
       <w:pPr>
@@ -10637,12 +10659,12 @@
       </w:pPr>
       <w:bookmarkStart w:id="55" w:name="_Toc15478"/>
       <w:bookmarkStart w:id="56" w:name="_Toc28099"/>
-      <w:bookmarkStart w:id="57" w:name="_Toc4642"/>
-      <w:bookmarkStart w:id="58" w:name="_Toc2863"/>
-      <w:bookmarkStart w:id="59" w:name="_Toc17124"/>
-      <w:bookmarkStart w:id="60" w:name="_Toc22535"/>
-      <w:bookmarkStart w:id="61" w:name="_Toc24923"/>
-      <w:bookmarkStart w:id="62" w:name="_Toc5062"/>
+      <w:bookmarkStart w:id="57" w:name="_Toc2863"/>
+      <w:bookmarkStart w:id="58" w:name="_Toc17124"/>
+      <w:bookmarkStart w:id="59" w:name="_Toc4642"/>
+      <w:bookmarkStart w:id="60" w:name="_Toc5062"/>
+      <w:bookmarkStart w:id="61" w:name="_Toc22535"/>
+      <w:bookmarkStart w:id="62" w:name="_Toc24923"/>
       <w:r>
         <w:rPr>
           <w:rFonts w:hint="default" w:ascii="Times New Roman" w:hAnsi="Times New Roman" w:eastAsia="宋体" w:cs="Times New Roman"/>
@@ -11150,8 +11172,8 @@
           <w:lang w:val="en-US" w:eastAsia="zh-CN" w:bidi="ar-SA"/>
         </w:rPr>
       </w:pPr>
-      <w:bookmarkStart w:id="63" w:name="_Toc4864"/>
-      <w:bookmarkStart w:id="64" w:name="_Toc24987"/>
+      <w:bookmarkStart w:id="63" w:name="_Toc24987"/>
+      <w:bookmarkStart w:id="64" w:name="_Toc4864"/>
       <w:r>
         <w:rPr>
           <w:rFonts w:hint="default" w:ascii="Times New Roman" w:hAnsi="Times New Roman" w:eastAsia="宋体" w:cs="Times New Roman"/>
@@ -11614,8 +11636,8 @@
           <w:lang w:val="en-US" w:eastAsia="zh-CN" w:bidi="ar-SA"/>
         </w:rPr>
       </w:pPr>
-      <w:bookmarkStart w:id="65" w:name="_Toc11484"/>
-      <w:bookmarkStart w:id="66" w:name="_Toc26907"/>
+      <w:bookmarkStart w:id="65" w:name="_Toc26907"/>
+      <w:bookmarkStart w:id="66" w:name="_Toc11484"/>
       <w:r>
         <w:rPr>
           <w:rFonts w:hint="default" w:ascii="Times New Roman" w:hAnsi="Times New Roman" w:eastAsia="宋体" w:cs="Times New Roman"/>
@@ -11709,7 +11731,6 @@
             <w:insideH w:val="none" w:color="auto" w:sz="0" w:space="0"/>
             <w:insideV w:val="none" w:color="auto" w:sz="0" w:space="0"/>
           </w:tblBorders>
-          <w:shd w:val="clear" w:color="auto" w:fill="auto"/>
           <w:tblCellMar>
             <w:top w:w="0" w:type="dxa"/>
             <w:left w:w="108" w:type="dxa"/>
@@ -11941,6 +11962,7 @@
             <w:insideH w:val="none" w:color="auto" w:sz="0" w:space="0"/>
             <w:insideV w:val="none" w:color="auto" w:sz="0" w:space="0"/>
           </w:tblBorders>
+          <w:shd w:val="clear" w:color="auto" w:fill="auto"/>
           <w:tblCellMar>
             <w:top w:w="0" w:type="dxa"/>
             <w:left w:w="108" w:type="dxa"/>
